--- a/projects/components/retro_legacy_blocks/docs/PM_ACPI_MAS_v1.0.docx
+++ b/projects/components/retro_legacy_blocks/docs/PM_ACPI_MAS_v1.0.docx
@@ -160,7 +160,7 @@
             </w:rPr>
             <w:fldChar w:fldCharType="separate"/>
           </w:r>
-          <w:hyperlink w:anchor="__RefHeading___Toc8635_3545592777">
+          <w:hyperlink w:anchor="__RefHeading___Toc8635_2119658397">
             <w:r>
               <w:rPr>
                 <w:webHidden/>
@@ -181,7 +181,7 @@
             </w:tabs>
             <w:rPr/>
           </w:pPr>
-          <w:hyperlink w:anchor="__RefHeading___Toc8637_3545592777">
+          <w:hyperlink w:anchor="__RefHeading___Toc8637_2119658397">
             <w:r>
               <w:rPr>
                 <w:webHidden/>
@@ -189,7 +189,7 @@
               </w:rPr>
               <w:t>2 pm_acpi – Overview</w:t>
               <w:tab/>
-              <w:t>8</w:t>
+              <w:t>9</w:t>
             </w:r>
           </w:hyperlink>
         </w:p>
@@ -202,7 +202,7 @@
             </w:tabs>
             <w:rPr/>
           </w:pPr>
-          <w:hyperlink w:anchor="__RefHeading___Toc8639_3545592777">
+          <w:hyperlink w:anchor="__RefHeading___Toc8639_2119658397">
             <w:r>
               <w:rPr>
                 <w:webHidden/>
@@ -210,7 +210,7 @@
               </w:rPr>
               <w:t>2.1 Overview</w:t>
               <w:tab/>
-              <w:t>8</w:t>
+              <w:t>9</w:t>
             </w:r>
           </w:hyperlink>
         </w:p>
@@ -223,7 +223,7 @@
             </w:tabs>
             <w:rPr/>
           </w:pPr>
-          <w:hyperlink w:anchor="__RefHeading___Toc8641_3545592777">
+          <w:hyperlink w:anchor="__RefHeading___Toc8641_2119658397">
             <w:r>
               <w:rPr>
                 <w:webHidden/>
@@ -231,7 +231,7 @@
               </w:rPr>
               <w:t>2.1.1 Figure 1.1: PM/ACPI Block Diagram</w:t>
               <w:tab/>
-              <w:t>9</w:t>
+              <w:t>10</w:t>
             </w:r>
           </w:hyperlink>
         </w:p>
@@ -244,7 +244,7 @@
             </w:tabs>
             <w:rPr/>
           </w:pPr>
-          <w:hyperlink w:anchor="__RefHeading___Toc8643_3545592777">
+          <w:hyperlink w:anchor="__RefHeading___Toc8643_2119658397">
             <w:r>
               <w:rPr>
                 <w:webHidden/>
@@ -252,7 +252,7 @@
               </w:rPr>
               <w:t>2.2 Parameters</w:t>
               <w:tab/>
-              <w:t>9</w:t>
+              <w:t>10</w:t>
             </w:r>
           </w:hyperlink>
         </w:p>
@@ -265,7 +265,7 @@
             </w:tabs>
             <w:rPr/>
           </w:pPr>
-          <w:hyperlink w:anchor="__RefHeading___Toc8645_3545592777">
+          <w:hyperlink w:anchor="__RefHeading___Toc8645_2119658397">
             <w:r>
               <w:rPr>
                 <w:webHidden/>
@@ -273,7 +273,7 @@
               </w:rPr>
               <w:t>2.2.1 Input Synchronizers</w:t>
               <w:tab/>
-              <w:t>9</w:t>
+              <w:t>10</w:t>
             </w:r>
           </w:hyperlink>
         </w:p>
@@ -286,7 +286,7 @@
             </w:tabs>
             <w:rPr/>
           </w:pPr>
-          <w:hyperlink w:anchor="__RefHeading___Toc8647_3545592777">
+          <w:hyperlink w:anchor="__RefHeading___Toc8647_2119658397">
             <w:r>
               <w:rPr>
                 <w:webHidden/>
@@ -294,7 +294,7 @@
               </w:rPr>
               <w:t>2.3 Functional Description</w:t>
               <w:tab/>
-              <w:t>10</w:t>
+              <w:t>11</w:t>
             </w:r>
           </w:hyperlink>
         </w:p>
@@ -307,7 +307,7 @@
             </w:tabs>
             <w:rPr/>
           </w:pPr>
-          <w:hyperlink w:anchor="__RefHeading___Toc8649_3545592777">
+          <w:hyperlink w:anchor="__RefHeading___Toc8649_2119658397">
             <w:r>
               <w:rPr>
                 <w:webHidden/>
@@ -315,7 +315,7 @@
               </w:rPr>
               <w:t>2.3.1 Register Summary</w:t>
               <w:tab/>
-              <w:t>10</w:t>
+              <w:t>11</w:t>
             </w:r>
           </w:hyperlink>
         </w:p>
@@ -328,7 +328,7 @@
             </w:tabs>
             <w:rPr/>
           </w:pPr>
-          <w:hyperlink w:anchor="__RefHeading___Toc8651_3545592777">
+          <w:hyperlink w:anchor="__RefHeading___Toc8651_2119658397">
             <w:r>
               <w:rPr>
                 <w:webHidden/>
@@ -336,7 +336,7 @@
               </w:rPr>
               <w:t>2.3.2 Sticky Status and the Interrupt</w:t>
               <w:tab/>
-              <w:t>12</w:t>
+              <w:t>13</w:t>
             </w:r>
           </w:hyperlink>
         </w:p>
@@ -349,7 +349,7 @@
             </w:tabs>
             <w:rPr/>
           </w:pPr>
-          <w:hyperlink w:anchor="__RefHeading___Toc8653_3545592777">
+          <w:hyperlink w:anchor="__RefHeading___Toc8653_2119658397">
             <w:r>
               <w:rPr>
                 <w:webHidden/>
@@ -357,7 +357,7 @@
               </w:rPr>
               <w:t>2.3.3 Power State FSM</w:t>
               <w:tab/>
-              <w:t>13</w:t>
+              <w:t>14</w:t>
             </w:r>
           </w:hyperlink>
         </w:p>
@@ -370,7 +370,7 @@
             </w:tabs>
             <w:rPr/>
           </w:pPr>
-          <w:hyperlink w:anchor="__RefHeading___Toc8655_3545592777">
+          <w:hyperlink w:anchor="__RefHeading___Toc8655_2119658397">
             <w:r>
               <w:rPr>
                 <w:webHidden/>
@@ -378,7 +378,7 @@
               </w:rPr>
               <w:t>2.4 Waveforms</w:t>
               <w:tab/>
-              <w:t>14</w:t>
+              <w:t>15</w:t>
             </w:r>
           </w:hyperlink>
         </w:p>
@@ -391,7 +391,7 @@
             </w:tabs>
             <w:rPr/>
           </w:pPr>
-          <w:hyperlink w:anchor="__RefHeading___Toc8657_3545592777">
+          <w:hyperlink w:anchor="__RefHeading___Toc8657_2119658397">
             <w:r>
               <w:rPr>
                 <w:webHidden/>
@@ -399,7 +399,7 @@
               </w:rPr>
               <w:t>2.4.1 Waveform 1.1: Sleep Entry (S3 Suspend)</w:t>
               <w:tab/>
-              <w:t>14</w:t>
+              <w:t>15</w:t>
             </w:r>
           </w:hyperlink>
         </w:p>
@@ -412,7 +412,7 @@
             </w:tabs>
             <w:rPr/>
           </w:pPr>
-          <w:hyperlink w:anchor="__RefHeading___Toc8659_3545592777">
+          <w:hyperlink w:anchor="__RefHeading___Toc8659_2119658397">
             <w:r>
               <w:rPr>
                 <w:webHidden/>
@@ -420,7 +420,7 @@
               </w:rPr>
               <w:t>2.4.2 Waveform 1.2: Wake Event</w:t>
               <w:tab/>
-              <w:t>14</w:t>
+              <w:t>15</w:t>
             </w:r>
           </w:hyperlink>
         </w:p>
@@ -433,7 +433,7 @@
             </w:tabs>
             <w:rPr/>
           </w:pPr>
-          <w:hyperlink w:anchor="__RefHeading___Toc8661_3545592777">
+          <w:hyperlink w:anchor="__RefHeading___Toc8661_2119658397">
             <w:r>
               <w:rPr>
                 <w:webHidden/>
@@ -441,7 +441,7 @@
               </w:rPr>
               <w:t>2.4.3 Waveform 1.3: PM Timer</w:t>
               <w:tab/>
-              <w:t>15</w:t>
+              <w:t>16</w:t>
             </w:r>
           </w:hyperlink>
         </w:p>
@@ -454,7 +454,7 @@
             </w:tabs>
             <w:rPr/>
           </w:pPr>
-          <w:hyperlink w:anchor="__RefHeading___Toc8663_3545592777">
+          <w:hyperlink w:anchor="__RefHeading___Toc8663_2119658397">
             <w:r>
               <w:rPr>
                 <w:webHidden/>
@@ -462,7 +462,7 @@
               </w:rPr>
               <w:t>2.4.4 Waveform 1.4: General Purpose Event (GPE)</w:t>
               <w:tab/>
-              <w:t>15</w:t>
+              <w:t>16</w:t>
             </w:r>
           </w:hyperlink>
         </w:p>
@@ -475,7 +475,7 @@
             </w:tabs>
             <w:rPr/>
           </w:pPr>
-          <w:hyperlink w:anchor="__RefHeading___Toc8665_3545592777">
+          <w:hyperlink w:anchor="__RefHeading___Toc8665_2119658397">
             <w:r>
               <w:rPr>
                 <w:webHidden/>
@@ -483,7 +483,7 @@
               </w:rPr>
               <w:t>2.5 Navigation</w:t>
               <w:tab/>
-              <w:t>16</w:t>
+              <w:t>17</w:t>
             </w:r>
           </w:hyperlink>
         </w:p>
@@ -496,7 +496,7 @@
             </w:tabs>
             <w:rPr/>
           </w:pPr>
-          <w:hyperlink w:anchor="__RefHeading___Toc8667_3545592777">
+          <w:hyperlink w:anchor="__RefHeading___Toc8667_2119658397">
             <w:r>
               <w:rPr>
                 <w:webHidden/>
@@ -504,7 +504,7 @@
               </w:rPr>
               <w:t>3 pm_acpi – Register Map</w:t>
               <w:tab/>
-              <w:t>16</w:t>
+              <w:t>18</w:t>
             </w:r>
           </w:hyperlink>
         </w:p>
@@ -517,7 +517,7 @@
             </w:tabs>
             <w:rPr/>
           </w:pPr>
-          <w:hyperlink w:anchor="__RefHeading___Toc8669_3545592777">
+          <w:hyperlink w:anchor="__RefHeading___Toc8669_2119658397">
             <w:r>
               <w:rPr>
                 <w:webHidden/>
@@ -525,7 +525,7 @@
               </w:rPr>
               <w:t>3.1 Overview</w:t>
               <w:tab/>
-              <w:t>16</w:t>
+              <w:t>18</w:t>
             </w:r>
           </w:hyperlink>
         </w:p>
@@ -538,7 +538,7 @@
             </w:tabs>
             <w:rPr/>
           </w:pPr>
-          <w:hyperlink w:anchor="__RefHeading___Toc8671_3545592777">
+          <w:hyperlink w:anchor="__RefHeading___Toc8671_2119658397">
             <w:r>
               <w:rPr>
                 <w:webHidden/>
@@ -546,7 +546,7 @@
               </w:rPr>
               <w:t>3.1.1 Register Summary</w:t>
               <w:tab/>
-              <w:t>16</w:t>
+              <w:t>18</w:t>
             </w:r>
           </w:hyperlink>
         </w:p>
@@ -559,7 +559,7 @@
             </w:tabs>
             <w:rPr/>
           </w:pPr>
-          <w:hyperlink w:anchor="__RefHeading___Toc8673_3545592777">
+          <w:hyperlink w:anchor="__RefHeading___Toc8673_2119658397">
             <w:r>
               <w:rPr>
                 <w:webHidden/>
@@ -567,7 +567,7 @@
               </w:rPr>
               <w:t>3.2 Functional Description</w:t>
               <w:tab/>
-              <w:t>20</w:t>
+              <w:t>21</w:t>
             </w:r>
           </w:hyperlink>
         </w:p>
@@ -580,7 +580,7 @@
             </w:tabs>
             <w:rPr/>
           </w:pPr>
-          <w:hyperlink w:anchor="__RefHeading___Toc8675_3545592777">
+          <w:hyperlink w:anchor="__RefHeading___Toc8675_2119658397">
             <w:r>
               <w:rPr>
                 <w:webHidden/>
@@ -588,7 +588,7 @@
               </w:rPr>
               <w:t>3.2.1 ACPI_CONTROL (0x000)</w:t>
               <w:tab/>
-              <w:t>20</w:t>
+              <w:t>22</w:t>
             </w:r>
           </w:hyperlink>
         </w:p>
@@ -601,7 +601,7 @@
             </w:tabs>
             <w:rPr/>
           </w:pPr>
-          <w:hyperlink w:anchor="__RefHeading___Toc8677_3545592777">
+          <w:hyperlink w:anchor="__RefHeading___Toc8677_2119658397">
             <w:r>
               <w:rPr>
                 <w:webHidden/>
@@ -609,7 +609,7 @@
               </w:rPr>
               <w:t>3.2.2 ACPI_STATUS (0x004)</w:t>
               <w:tab/>
-              <w:t>21</w:t>
+              <w:t>23</w:t>
             </w:r>
           </w:hyperlink>
         </w:p>
@@ -622,7 +622,7 @@
             </w:tabs>
             <w:rPr/>
           </w:pPr>
-          <w:hyperlink w:anchor="__RefHeading___Toc8679_3545592777">
+          <w:hyperlink w:anchor="__RefHeading___Toc8679_2119658397">
             <w:r>
               <w:rPr>
                 <w:webHidden/>
@@ -630,7 +630,7 @@
               </w:rPr>
               <w:t>3.2.3 ACPI_INT_ENABLE (0x008)</w:t>
               <w:tab/>
-              <w:t>22</w:t>
+              <w:t>24</w:t>
             </w:r>
           </w:hyperlink>
         </w:p>
@@ -643,7 +643,7 @@
             </w:tabs>
             <w:rPr/>
           </w:pPr>
-          <w:hyperlink w:anchor="__RefHeading___Toc8681_3545592777">
+          <w:hyperlink w:anchor="__RefHeading___Toc8681_2119658397">
             <w:r>
               <w:rPr>
                 <w:webHidden/>
@@ -651,7 +651,7 @@
               </w:rPr>
               <w:t>3.2.4 ACPI_INT_STATUS (0x00C)</w:t>
               <w:tab/>
-              <w:t>23</w:t>
+              <w:t>24</w:t>
             </w:r>
           </w:hyperlink>
         </w:p>
@@ -664,7 +664,7 @@
             </w:tabs>
             <w:rPr/>
           </w:pPr>
-          <w:hyperlink w:anchor="__RefHeading___Toc8683_3545592777">
+          <w:hyperlink w:anchor="__RefHeading___Toc8683_2119658397">
             <w:r>
               <w:rPr>
                 <w:webHidden/>
@@ -672,7 +672,7 @@
               </w:rPr>
               <w:t>3.2.5 PM1_CONTROL (0x010)</w:t>
               <w:tab/>
-              <w:t>23</w:t>
+              <w:t>25</w:t>
             </w:r>
           </w:hyperlink>
         </w:p>
@@ -685,7 +685,7 @@
             </w:tabs>
             <w:rPr/>
           </w:pPr>
-          <w:hyperlink w:anchor="__RefHeading___Toc8685_3545592777">
+          <w:hyperlink w:anchor="__RefHeading___Toc8685_2119658397">
             <w:r>
               <w:rPr>
                 <w:webHidden/>
@@ -693,7 +693,7 @@
               </w:rPr>
               <w:t>3.2.6 PM1_STATUS (0x014)</w:t>
               <w:tab/>
-              <w:t>24</w:t>
+              <w:t>26</w:t>
             </w:r>
           </w:hyperlink>
         </w:p>
@@ -706,7 +706,7 @@
             </w:tabs>
             <w:rPr/>
           </w:pPr>
-          <w:hyperlink w:anchor="__RefHeading___Toc8687_3545592777">
+          <w:hyperlink w:anchor="__RefHeading___Toc8687_2119658397">
             <w:r>
               <w:rPr>
                 <w:webHidden/>
@@ -714,7 +714,7 @@
               </w:rPr>
               <w:t>3.2.7 PM1_ENABLE (0x018)</w:t>
               <w:tab/>
-              <w:t>25</w:t>
+              <w:t>27</w:t>
             </w:r>
           </w:hyperlink>
         </w:p>
@@ -727,7 +727,7 @@
             </w:tabs>
             <w:rPr/>
           </w:pPr>
-          <w:hyperlink w:anchor="__RefHeading___Toc8689_3545592777">
+          <w:hyperlink w:anchor="__RefHeading___Toc8689_2119658397">
             <w:r>
               <w:rPr>
                 <w:webHidden/>
@@ -735,7 +735,7 @@
               </w:rPr>
               <w:t>3.2.8 PM_TIMER_VALUE (0x020)</w:t>
               <w:tab/>
-              <w:t>26</w:t>
+              <w:t>27</w:t>
             </w:r>
           </w:hyperlink>
         </w:p>
@@ -748,7 +748,7 @@
             </w:tabs>
             <w:rPr/>
           </w:pPr>
-          <w:hyperlink w:anchor="__RefHeading___Toc8691_3545592777">
+          <w:hyperlink w:anchor="__RefHeading___Toc8691_2119658397">
             <w:r>
               <w:rPr>
                 <w:webHidden/>
@@ -756,7 +756,7 @@
               </w:rPr>
               <w:t>3.2.9 PM_TIMER_CONFIG (0x024)</w:t>
               <w:tab/>
-              <w:t>26</w:t>
+              <w:t>28</w:t>
             </w:r>
           </w:hyperlink>
         </w:p>
@@ -769,7 +769,7 @@
             </w:tabs>
             <w:rPr/>
           </w:pPr>
-          <w:hyperlink w:anchor="__RefHeading___Toc8693_3545592777">
+          <w:hyperlink w:anchor="__RefHeading___Toc8693_2119658397">
             <w:r>
               <w:rPr>
                 <w:webHidden/>
@@ -777,7 +777,7 @@
               </w:rPr>
               <w:t>3.2.10 GPE0_STATUS_LO (0x030)</w:t>
               <w:tab/>
-              <w:t>26</w:t>
+              <w:t>28</w:t>
             </w:r>
           </w:hyperlink>
         </w:p>
@@ -790,7 +790,7 @@
             </w:tabs>
             <w:rPr/>
           </w:pPr>
-          <w:hyperlink w:anchor="__RefHeading___Toc8695_3545592777">
+          <w:hyperlink w:anchor="__RefHeading___Toc8695_2119658397">
             <w:r>
               <w:rPr>
                 <w:webHidden/>
@@ -798,7 +798,7 @@
               </w:rPr>
               <w:t>3.2.11 GPE0_STATUS_HI (0x034)</w:t>
               <w:tab/>
-              <w:t>27</w:t>
+              <w:t>29</w:t>
             </w:r>
           </w:hyperlink>
         </w:p>
@@ -811,7 +811,7 @@
             </w:tabs>
             <w:rPr/>
           </w:pPr>
-          <w:hyperlink w:anchor="__RefHeading___Toc8697_3545592777">
+          <w:hyperlink w:anchor="__RefHeading___Toc8697_2119658397">
             <w:r>
               <w:rPr>
                 <w:webHidden/>
@@ -819,7 +819,7 @@
               </w:rPr>
               <w:t>3.2.12 GPE0_ENABLE_LO (0x038)</w:t>
               <w:tab/>
-              <w:t>27</w:t>
+              <w:t>29</w:t>
             </w:r>
           </w:hyperlink>
         </w:p>
@@ -832,7 +832,7 @@
             </w:tabs>
             <w:rPr/>
           </w:pPr>
-          <w:hyperlink w:anchor="__RefHeading___Toc8699_3545592777">
+          <w:hyperlink w:anchor="__RefHeading___Toc8699_2119658397">
             <w:r>
               <w:rPr>
                 <w:webHidden/>
@@ -840,7 +840,7 @@
               </w:rPr>
               <w:t>3.2.13 GPE0_ENABLE_HI (0x03C)</w:t>
               <w:tab/>
-              <w:t>27</w:t>
+              <w:t>29</w:t>
             </w:r>
           </w:hyperlink>
         </w:p>
@@ -853,7 +853,7 @@
             </w:tabs>
             <w:rPr/>
           </w:pPr>
-          <w:hyperlink w:anchor="__RefHeading___Toc8701_3545592777">
+          <w:hyperlink w:anchor="__RefHeading___Toc8701_2119658397">
             <w:r>
               <w:rPr>
                 <w:webHidden/>
@@ -861,7 +861,7 @@
               </w:rPr>
               <w:t>3.2.14 CLOCK_GATE_CTRL (0x050)</w:t>
               <w:tab/>
-              <w:t>28</w:t>
+              <w:t>30</w:t>
             </w:r>
           </w:hyperlink>
         </w:p>
@@ -874,7 +874,7 @@
             </w:tabs>
             <w:rPr/>
           </w:pPr>
-          <w:hyperlink w:anchor="__RefHeading___Toc8703_3545592777">
+          <w:hyperlink w:anchor="__RefHeading___Toc8703_2119658397">
             <w:r>
               <w:rPr>
                 <w:webHidden/>
@@ -882,7 +882,7 @@
               </w:rPr>
               <w:t>3.2.15 CLOCK_GATE_STATUS (0x054)</w:t>
               <w:tab/>
-              <w:t>28</w:t>
+              <w:t>30</w:t>
             </w:r>
           </w:hyperlink>
         </w:p>
@@ -895,7 +895,7 @@
             </w:tabs>
             <w:rPr/>
           </w:pPr>
-          <w:hyperlink w:anchor="__RefHeading___Toc8705_3545592777">
+          <w:hyperlink w:anchor="__RefHeading___Toc8705_2119658397">
             <w:r>
               <w:rPr>
                 <w:webHidden/>
@@ -903,7 +903,7 @@
               </w:rPr>
               <w:t>3.2.16 POWER_DOMAIN_CTRL (0x058)</w:t>
               <w:tab/>
-              <w:t>28</w:t>
+              <w:t>30</w:t>
             </w:r>
           </w:hyperlink>
         </w:p>
@@ -916,7 +916,7 @@
             </w:tabs>
             <w:rPr/>
           </w:pPr>
-          <w:hyperlink w:anchor="__RefHeading___Toc8707_3545592777">
+          <w:hyperlink w:anchor="__RefHeading___Toc8707_2119658397">
             <w:r>
               <w:rPr>
                 <w:webHidden/>
@@ -924,7 +924,7 @@
               </w:rPr>
               <w:t>3.2.17 POWER_DOMAIN_STATUS (0x05C)</w:t>
               <w:tab/>
-              <w:t>28</w:t>
+              <w:t>30</w:t>
             </w:r>
           </w:hyperlink>
         </w:p>
@@ -937,7 +937,7 @@
             </w:tabs>
             <w:rPr/>
           </w:pPr>
-          <w:hyperlink w:anchor="__RefHeading___Toc8709_3545592777">
+          <w:hyperlink w:anchor="__RefHeading___Toc8709_2119658397">
             <w:r>
               <w:rPr>
                 <w:webHidden/>
@@ -945,7 +945,7 @@
               </w:rPr>
               <w:t>3.2.18 WAKE_STATUS (0x060)</w:t>
               <w:tab/>
-              <w:t>29</w:t>
+              <w:t>31</w:t>
             </w:r>
           </w:hyperlink>
         </w:p>
@@ -958,7 +958,7 @@
             </w:tabs>
             <w:rPr/>
           </w:pPr>
-          <w:hyperlink w:anchor="__RefHeading___Toc8711_3545592777">
+          <w:hyperlink w:anchor="__RefHeading___Toc8711_2119658397">
             <w:r>
               <w:rPr>
                 <w:webHidden/>
@@ -966,7 +966,7 @@
               </w:rPr>
               <w:t>3.2.19 WAKE_ENABLE (0x064)</w:t>
               <w:tab/>
-              <w:t>29</w:t>
+              <w:t>31</w:t>
             </w:r>
           </w:hyperlink>
         </w:p>
@@ -979,7 +979,7 @@
             </w:tabs>
             <w:rPr/>
           </w:pPr>
-          <w:hyperlink w:anchor="__RefHeading___Toc8713_3545592777">
+          <w:hyperlink w:anchor="__RefHeading___Toc8713_2119658397">
             <w:r>
               <w:rPr>
                 <w:webHidden/>
@@ -987,7 +987,7 @@
               </w:rPr>
               <w:t>3.2.20 RESET_CTRL (0x068)</w:t>
               <w:tab/>
-              <w:t>30</w:t>
+              <w:t>32</w:t>
             </w:r>
           </w:hyperlink>
         </w:p>
@@ -1000,7 +1000,7 @@
             </w:tabs>
             <w:rPr/>
           </w:pPr>
-          <w:hyperlink w:anchor="__RefHeading___Toc8715_3545592777">
+          <w:hyperlink w:anchor="__RefHeading___Toc8715_2119658397">
             <w:r>
               <w:rPr>
                 <w:webHidden/>
@@ -1008,7 +1008,7 @@
               </w:rPr>
               <w:t>3.2.21 RESET_STATUS (0x06C)</w:t>
               <w:tab/>
-              <w:t>31</w:t>
+              <w:t>32</w:t>
             </w:r>
           </w:hyperlink>
         </w:p>
@@ -1021,7 +1021,7 @@
             </w:tabs>
             <w:rPr/>
           </w:pPr>
-          <w:hyperlink w:anchor="__RefHeading___Toc8717_3545592777">
+          <w:hyperlink w:anchor="__RefHeading___Toc8717_2119658397">
             <w:r>
               <w:rPr>
                 <w:webHidden/>
@@ -1029,7 +1029,7 @@
               </w:rPr>
               <w:t>3.2.22 BUTTON_TIMING (0x070)</w:t>
               <w:tab/>
-              <w:t>32</w:t>
+              <w:t>33</w:t>
             </w:r>
           </w:hyperlink>
         </w:p>
@@ -1042,7 +1042,7 @@
             </w:tabs>
             <w:rPr/>
           </w:pPr>
-          <w:hyperlink w:anchor="__RefHeading___Toc8719_3545592777">
+          <w:hyperlink w:anchor="__RefHeading___Toc8719_2119658397">
             <w:r>
               <w:rPr>
                 <w:webHidden/>
@@ -1050,7 +1050,7 @@
               </w:rPr>
               <w:t>3.2.23 PM_TIMER_VALUE_HI (0x074)</w:t>
               <w:tab/>
-              <w:t>32</w:t>
+              <w:t>34</w:t>
             </w:r>
           </w:hyperlink>
         </w:p>
@@ -1063,7 +1063,7 @@
             </w:tabs>
             <w:rPr/>
           </w:pPr>
-          <w:hyperlink w:anchor="__RefHeading___Toc8721_3545592777">
+          <w:hyperlink w:anchor="__RefHeading___Toc8721_2119658397">
             <w:r>
               <w:rPr>
                 <w:webHidden/>
@@ -1071,7 +1071,7 @@
               </w:rPr>
               <w:t>3.2.24 PM_TIMER_MATCH (0x078)</w:t>
               <w:tab/>
-              <w:t>33</w:t>
+              <w:t>34</w:t>
             </w:r>
           </w:hyperlink>
         </w:p>
@@ -1084,7 +1084,7 @@
             </w:tabs>
             <w:rPr/>
           </w:pPr>
-          <w:hyperlink w:anchor="__RefHeading___Toc8723_3545592777">
+          <w:hyperlink w:anchor="__RefHeading___Toc8723_2119658397">
             <w:r>
               <w:rPr>
                 <w:webHidden/>
@@ -1092,7 +1092,7 @@
               </w:rPr>
               <w:t>3.2.25 PWR_SEQ_CONFIG (0x07C)</w:t>
               <w:tab/>
-              <w:t>33</w:t>
+              <w:t>35</w:t>
             </w:r>
           </w:hyperlink>
         </w:p>
@@ -1105,7 +1105,7 @@
             </w:tabs>
             <w:rPr/>
           </w:pPr>
-          <w:hyperlink w:anchor="__RefHeading___Toc8725_3545592777">
+          <w:hyperlink w:anchor="__RefHeading___Toc8725_2119658397">
             <w:r>
               <w:rPr>
                 <w:webHidden/>
@@ -1113,7 +1113,7 @@
               </w:rPr>
               <w:t>3.2.26 PWR_SEQ_STATUS (0x080)</w:t>
               <w:tab/>
-              <w:t>34</w:t>
+              <w:t>36</w:t>
             </w:r>
           </w:hyperlink>
         </w:p>
@@ -1126,7 +1126,7 @@
             </w:tabs>
             <w:rPr/>
           </w:pPr>
-          <w:hyperlink w:anchor="__RefHeading___Toc8727_3545592777">
+          <w:hyperlink w:anchor="__RefHeading___Toc8727_2119658397">
             <w:r>
               <w:rPr>
                 <w:webHidden/>
@@ -1134,7 +1134,7 @@
               </w:rPr>
               <w:t>3.2.27 GPE0_TRIGGER_LO / HI (0x084, 0x088) and GPE1_TRIGGER_LO / HI (0x0A4, 0x0A8)</w:t>
               <w:tab/>
-              <w:t>34</w:t>
+              <w:t>36</w:t>
             </w:r>
           </w:hyperlink>
         </w:p>
@@ -1147,7 +1147,7 @@
             </w:tabs>
             <w:rPr/>
           </w:pPr>
-          <w:hyperlink w:anchor="__RefHeading___Toc8729_3545592777">
+          <w:hyperlink w:anchor="__RefHeading___Toc8729_2119658397">
             <w:r>
               <w:rPr>
                 <w:webHidden/>
@@ -1155,7 +1155,7 @@
               </w:rPr>
               <w:t>3.2.28 GPE0_WAKE_EN_LO / HI (0x08C, 0x090) and GPE1_WAKE_EN_LO / HI (0x0AC, 0x0B0)</w:t>
               <w:tab/>
-              <w:t>35</w:t>
+              <w:t>36</w:t>
             </w:r>
           </w:hyperlink>
         </w:p>
@@ -1168,7 +1168,7 @@
             </w:tabs>
             <w:rPr/>
           </w:pPr>
-          <w:hyperlink w:anchor="__RefHeading___Toc8731_3545592777">
+          <w:hyperlink w:anchor="__RefHeading___Toc8731_2119658397">
             <w:r>
               <w:rPr>
                 <w:webHidden/>
@@ -1176,7 +1176,7 @@
               </w:rPr>
               <w:t>3.2.29 GPE1_STATUS_LO / HI (0x094, 0x098) and GPE1_ENABLE_LO / HI (0x09C, 0x0A0)</w:t>
               <w:tab/>
-              <w:t>35</w:t>
+              <w:t>37</w:t>
             </w:r>
           </w:hyperlink>
         </w:p>
@@ -1189,7 +1189,7 @@
             </w:tabs>
             <w:rPr/>
           </w:pPr>
-          <w:hyperlink w:anchor="__RefHeading___Toc8733_3545592777">
+          <w:hyperlink w:anchor="__RefHeading___Toc8733_2119658397">
             <w:r>
               <w:rPr>
                 <w:webHidden/>
@@ -1197,7 +1197,7 @@
               </w:rPr>
               <w:t>3.3 Design Notes</w:t>
               <w:tab/>
-              <w:t>35</w:t>
+              <w:t>37</w:t>
             </w:r>
           </w:hyperlink>
         </w:p>
@@ -1210,7 +1210,7 @@
             </w:tabs>
             <w:rPr/>
           </w:pPr>
-          <w:hyperlink w:anchor="__RefHeading___Toc8735_3545592777">
+          <w:hyperlink w:anchor="__RefHeading___Toc8735_2119658397">
             <w:r>
               <w:rPr>
                 <w:webHidden/>
@@ -1218,7 +1218,7 @@
               </w:rPr>
               <w:t>3.3.1 Where the status lives</w:t>
               <w:tab/>
-              <w:t>35</w:t>
+              <w:t>37</w:t>
             </w:r>
           </w:hyperlink>
         </w:p>
@@ -1231,7 +1231,7 @@
             </w:tabs>
             <w:rPr/>
           </w:pPr>
-          <w:hyperlink w:anchor="__RefHeading___Toc8737_3545592777">
+          <w:hyperlink w:anchor="__RefHeading___Toc8737_2119658397">
             <w:r>
               <w:rPr>
                 <w:webHidden/>
@@ -1239,7 +1239,7 @@
               </w:rPr>
               <w:t>3.3.2 What feeds pm_interrupt</w:t>
               <w:tab/>
-              <w:t>36</w:t>
+              <w:t>37</w:t>
             </w:r>
           </w:hyperlink>
         </w:p>
@@ -1252,7 +1252,7 @@
             </w:tabs>
             <w:rPr/>
           </w:pPr>
-          <w:hyperlink w:anchor="__RefHeading___Toc8739_3545592777">
+          <w:hyperlink w:anchor="__RefHeading___Toc8739_2119658397">
             <w:r>
               <w:rPr>
                 <w:webHidden/>
@@ -1260,7 +1260,7 @@
               </w:rPr>
               <w:t>3.3.3 Sleep and wake</w:t>
               <w:tab/>
-              <w:t>36</w:t>
+              <w:t>38</w:t>
             </w:r>
           </w:hyperlink>
         </w:p>
@@ -1273,7 +1273,7 @@
             </w:tabs>
             <w:rPr/>
           </w:pPr>
-          <w:hyperlink w:anchor="__RefHeading___Toc8741_3545592777">
+          <w:hyperlink w:anchor="__RefHeading___Toc8741_2119658397">
             <w:r>
               <w:rPr>
                 <w:webHidden/>
@@ -1281,7 +1281,7 @@
               </w:rPr>
               <w:t>3.3.4 S5, soft off</w:t>
               <w:tab/>
-              <w:t>36</w:t>
+              <w:t>38</w:t>
             </w:r>
           </w:hyperlink>
         </w:p>
@@ -1294,7 +1294,7 @@
             </w:tabs>
             <w:rPr/>
           </w:pPr>
-          <w:hyperlink w:anchor="__RefHeading___Toc8743_3545592777">
+          <w:hyperlink w:anchor="__RefHeading___Toc8743_2119658397">
             <w:r>
               <w:rPr>
                 <w:webHidden/>
@@ -1302,7 +1302,7 @@
               </w:rPr>
               <w:t>3.3.5 Storage-only fields</w:t>
               <w:tab/>
-              <w:t>37</w:t>
+              <w:t>38</w:t>
             </w:r>
           </w:hyperlink>
         </w:p>
@@ -1315,7 +1315,7 @@
             </w:tabs>
             <w:rPr/>
           </w:pPr>
-          <w:hyperlink w:anchor="__RefHeading___Toc8745_3545592777">
+          <w:hyperlink w:anchor="__RefHeading___Toc8745_2119658397">
             <w:r>
               <w:rPr>
                 <w:webHidden/>
@@ -1323,7 +1323,7 @@
               </w:rPr>
               <w:t>3.3.6 Deferred</w:t>
               <w:tab/>
-              <w:t>37</w:t>
+              <w:t>39</w:t>
             </w:r>
           </w:hyperlink>
         </w:p>
@@ -1336,7 +1336,7 @@
             </w:tabs>
             <w:rPr/>
           </w:pPr>
-          <w:hyperlink w:anchor="__RefHeading___Toc8747_3545592777">
+          <w:hyperlink w:anchor="__RefHeading___Toc8747_2119658397">
             <w:r>
               <w:rPr>
                 <w:webHidden/>
@@ -1344,7 +1344,7 @@
               </w:rPr>
               <w:t>3.4 Navigation</w:t>
               <w:tab/>
-              <w:t>37</w:t>
+              <w:t>39</w:t>
             </w:r>
           </w:hyperlink>
           <w:r>
@@ -1433,7 +1433,7 @@
           <w:rPr>
             <w:rStyle w:val="ListLabel1"/>
           </w:rPr>
-          <w:t>9</w:t>
+          <w:t>10</w:t>
         </w:r>
         <w:r>
           <w:rPr>
@@ -1559,7 +1559,7 @@
           <w:rPr>
             <w:rStyle w:val="ListLabel1"/>
           </w:rPr>
-          <w:t>14</w:t>
+          <w:t>15</w:t>
         </w:r>
         <w:r>
           <w:rPr>
@@ -1616,7 +1616,7 @@
           <w:rPr>
             <w:rStyle w:val="ListLabel1"/>
           </w:rPr>
-          <w:t>14</w:t>
+          <w:t>15</w:t>
         </w:r>
         <w:r>
           <w:rPr>
@@ -1673,7 +1673,7 @@
           <w:rPr>
             <w:rStyle w:val="ListLabel1"/>
           </w:rPr>
-          <w:t>15</w:t>
+          <w:t>16</w:t>
         </w:r>
         <w:r>
           <w:rPr>
@@ -1730,7 +1730,7 @@
           <w:rPr>
             <w:rStyle w:val="ListLabel1"/>
           </w:rPr>
-          <w:t>15</w:t>
+          <w:t>16</w:t>
         </w:r>
         <w:r>
           <w:rPr>
@@ -1759,7 +1759,7 @@
         <w:spacing w:before="0" w:after="120"/>
         <w:rPr/>
       </w:pPr>
-      <w:bookmarkStart w:id="2" w:name="__RefHeading___Toc8635_3545592777"/>
+      <w:bookmarkStart w:id="2" w:name="__RefHeading___Toc8635_2119658397"/>
       <w:bookmarkEnd w:id="2"/>
       <w:r>
         <w:rPr>
@@ -1797,7 +1797,7 @@
         <w:rPr>
           <w:sz w:val="20"/>
         </w:rPr>
-        <w:t xml:space="preserve"> 2026-09-10</w:t>
+        <w:t xml:space="preserve"> 2026-10-02</w:t>
       </w:r>
     </w:p>
     <w:p>
@@ -1886,6 +1886,9 @@
         </mc:AlternateContent>
       </w:r>
       <w:bookmarkEnd w:id="3"/>
+      <w:r>
+        <w:br w:type="page"/>
+      </w:r>
     </w:p>
     <w:p>
       <w:pPr>
@@ -1894,7 +1897,7 @@
         <w:spacing w:before="360" w:after="120"/>
         <w:rPr/>
       </w:pPr>
-      <w:bookmarkStart w:id="4" w:name="__RefHeading___Toc8637_3545592777"/>
+      <w:bookmarkStart w:id="4" w:name="__RefHeading___Toc8637_2119658397"/>
       <w:bookmarkStart w:id="5" w:name="pm_acpi-overview"/>
       <w:bookmarkEnd w:id="4"/>
       <w:r>
@@ -1925,7 +1928,7 @@
         <w:spacing w:before="280" w:after="80"/>
         <w:rPr/>
       </w:pPr>
-      <w:bookmarkStart w:id="6" w:name="__RefHeading___Toc8639_3545592777"/>
+      <w:bookmarkStart w:id="6" w:name="__RefHeading___Toc8639_2119658397"/>
       <w:bookmarkStart w:id="7" w:name="overview"/>
       <w:bookmarkEnd w:id="6"/>
       <w:r>
@@ -2167,7 +2170,7 @@
         <w:spacing w:before="200" w:after="80"/>
         <w:rPr/>
       </w:pPr>
-      <w:bookmarkStart w:id="8" w:name="__RefHeading___Toc8641_3545592777"/>
+      <w:bookmarkStart w:id="8" w:name="__RefHeading___Toc8641_2119658397"/>
       <w:bookmarkStart w:id="9" w:name="figure-1.1-pmacpi-block-diagram"/>
       <w:bookmarkStart w:id="10" w:name="_Fig_1_PM_ACPI_Block_Diagra"/>
       <w:bookmarkEnd w:id="8"/>
@@ -2260,7 +2263,7 @@
         <w:spacing w:before="280" w:after="80"/>
         <w:rPr/>
       </w:pPr>
-      <w:bookmarkStart w:id="13" w:name="__RefHeading___Toc8643_3545592777"/>
+      <w:bookmarkStart w:id="13" w:name="__RefHeading___Toc8643_2119658397"/>
       <w:bookmarkStart w:id="14" w:name="parameters"/>
       <w:bookmarkEnd w:id="13"/>
       <w:r>
@@ -2664,7 +2667,7 @@
         <w:spacing w:before="200" w:after="80"/>
         <w:rPr/>
       </w:pPr>
-      <w:bookmarkStart w:id="15" w:name="__RefHeading___Toc8645_3545592777"/>
+      <w:bookmarkStart w:id="15" w:name="__RefHeading___Toc8645_2119658397"/>
       <w:bookmarkStart w:id="16" w:name="input-synchronizers"/>
       <w:bookmarkEnd w:id="15"/>
       <w:r>
@@ -2825,7 +2828,7 @@
         <w:spacing w:before="280" w:after="80"/>
         <w:rPr/>
       </w:pPr>
-      <w:bookmarkStart w:id="17" w:name="__RefHeading___Toc8647_3545592777"/>
+      <w:bookmarkStart w:id="17" w:name="__RefHeading___Toc8647_2119658397"/>
       <w:bookmarkStart w:id="18" w:name="functional-description"/>
       <w:bookmarkEnd w:id="17"/>
       <w:r>
@@ -2853,7 +2856,7 @@
         <w:spacing w:before="200" w:after="80"/>
         <w:rPr/>
       </w:pPr>
-      <w:bookmarkStart w:id="19" w:name="__RefHeading___Toc8649_3545592777"/>
+      <w:bookmarkStart w:id="19" w:name="__RefHeading___Toc8649_2119658397"/>
       <w:bookmarkStart w:id="20" w:name="register-summary"/>
       <w:bookmarkEnd w:id="19"/>
       <w:r>
@@ -7918,7 +7921,7 @@
         <w:spacing w:before="200" w:after="80"/>
         <w:rPr/>
       </w:pPr>
-      <w:bookmarkStart w:id="22" w:name="__RefHeading___Toc8651_3545592777"/>
+      <w:bookmarkStart w:id="22" w:name="__RefHeading___Toc8651_2119658397"/>
       <w:bookmarkStart w:id="23" w:name="sticky-status-and-the-interrupt"/>
       <w:bookmarkEnd w:id="22"/>
       <w:r>
@@ -8413,7 +8416,7 @@
         <w:spacing w:before="200" w:after="80"/>
         <w:rPr/>
       </w:pPr>
-      <w:bookmarkStart w:id="25" w:name="__RefHeading___Toc8653_3545592777"/>
+      <w:bookmarkStart w:id="25" w:name="__RefHeading___Toc8653_2119658397"/>
       <w:bookmarkStart w:id="26" w:name="power-state-fsm"/>
       <w:bookmarkEnd w:id="25"/>
       <w:r>
@@ -8472,7 +8475,7 @@
         <w:spacing w:before="280" w:after="80"/>
         <w:rPr/>
       </w:pPr>
-      <w:bookmarkStart w:id="29" w:name="__RefHeading___Toc8655_3545592777"/>
+      <w:bookmarkStart w:id="29" w:name="__RefHeading___Toc8655_2119658397"/>
       <w:bookmarkStart w:id="30" w:name="waveforms"/>
       <w:bookmarkEnd w:id="29"/>
       <w:r>
@@ -8520,7 +8523,7 @@
         <w:spacing w:before="200" w:after="80"/>
         <w:rPr/>
       </w:pPr>
-      <w:bookmarkStart w:id="31" w:name="__RefHeading___Toc8657_3545592777"/>
+      <w:bookmarkStart w:id="31" w:name="__RefHeading___Toc8657_2119658397"/>
       <w:bookmarkStart w:id="32" w:name="waveform-1.1-sleep-entry-s3-suspend"/>
       <w:bookmarkStart w:id="33" w:name="_Wave_1_1_Sleep_Entry__S3_Susp"/>
       <w:bookmarkEnd w:id="31"/>
@@ -8644,7 +8647,7 @@
         <w:spacing w:before="200" w:after="80"/>
         <w:rPr/>
       </w:pPr>
-      <w:bookmarkStart w:id="34" w:name="__RefHeading___Toc8659_3545592777"/>
+      <w:bookmarkStart w:id="34" w:name="__RefHeading___Toc8659_2119658397"/>
       <w:bookmarkStart w:id="35" w:name="waveform-1.2-wake-event"/>
       <w:bookmarkStart w:id="36" w:name="_Wave_1_2_Wake_Event"/>
       <w:bookmarkEnd w:id="34"/>
@@ -8793,7 +8796,7 @@
         <w:spacing w:before="200" w:after="80"/>
         <w:rPr/>
       </w:pPr>
-      <w:bookmarkStart w:id="37" w:name="__RefHeading___Toc8661_3545592777"/>
+      <w:bookmarkStart w:id="37" w:name="__RefHeading___Toc8661_2119658397"/>
       <w:bookmarkStart w:id="38" w:name="waveform-1.3-pm-timer"/>
       <w:bookmarkStart w:id="39" w:name="_Wave_1_3_PM_Timer"/>
       <w:bookmarkEnd w:id="37"/>
@@ -8917,7 +8920,7 @@
         <w:spacing w:before="200" w:after="80"/>
         <w:rPr/>
       </w:pPr>
-      <w:bookmarkStart w:id="40" w:name="__RefHeading___Toc8663_3545592777"/>
+      <w:bookmarkStart w:id="40" w:name="__RefHeading___Toc8663_2119658397"/>
       <w:bookmarkStart w:id="41" w:name="waveform-1.4-general-purpose-event-gpe"/>
       <w:bookmarkStart w:id="42" w:name="_Wave_1_4_General_Purpose_Even"/>
       <w:bookmarkEnd w:id="40"/>
@@ -9121,7 +9124,7 @@
         <w:spacing w:before="280" w:after="80"/>
         <w:rPr/>
       </w:pPr>
-      <w:bookmarkStart w:id="45" w:name="__RefHeading___Toc8665_3545592777"/>
+      <w:bookmarkStart w:id="45" w:name="__RefHeading___Toc8665_2119658397"/>
       <w:bookmarkStart w:id="46" w:name="navigation"/>
       <w:bookmarkEnd w:id="45"/>
       <w:r>
@@ -9251,6 +9254,9 @@
       </w:r>
       <w:bookmarkEnd w:id="47"/>
       <w:bookmarkEnd w:id="48"/>
+      <w:r>
+        <w:br w:type="page"/>
+      </w:r>
     </w:p>
     <w:p>
       <w:pPr>
@@ -9259,7 +9265,7 @@
         <w:spacing w:before="360" w:after="120"/>
         <w:rPr/>
       </w:pPr>
-      <w:bookmarkStart w:id="49" w:name="__RefHeading___Toc8667_3545592777"/>
+      <w:bookmarkStart w:id="49" w:name="__RefHeading___Toc8667_2119658397"/>
       <w:bookmarkStart w:id="50" w:name="pm_acpi-register-map"/>
       <w:bookmarkEnd w:id="49"/>
       <w:r>
@@ -9290,7 +9296,7 @@
         <w:spacing w:before="280" w:after="80"/>
         <w:rPr/>
       </w:pPr>
-      <w:bookmarkStart w:id="51" w:name="__RefHeading___Toc8669_3545592777"/>
+      <w:bookmarkStart w:id="51" w:name="__RefHeading___Toc8669_2119658397"/>
       <w:bookmarkStart w:id="52" w:name="overview-1"/>
       <w:bookmarkEnd w:id="51"/>
       <w:r>
@@ -9328,7 +9334,7 @@
           <w:rStyle w:val="VerbatimChar"/>
           <w:sz w:val="20"/>
         </w:rPr>
-        <w:t>rtl/pm_acpi/peakrdl/pm_acpi_regs.rdl</w:t>
+        <w:t>rdl/pm_acpi/pm_acpi_regs.rdl</w:t>
       </w:r>
       <w:r>
         <w:rPr>
@@ -9366,7 +9372,7 @@
         <w:spacing w:before="200" w:after="80"/>
         <w:rPr/>
       </w:pPr>
-      <w:bookmarkStart w:id="53" w:name="__RefHeading___Toc8671_3545592777"/>
+      <w:bookmarkStart w:id="53" w:name="__RefHeading___Toc8671_2119658397"/>
       <w:bookmarkStart w:id="54" w:name="register-summary-1"/>
       <w:bookmarkEnd w:id="53"/>
       <w:r>
@@ -16342,7 +16348,7 @@
         <w:spacing w:before="280" w:after="80"/>
         <w:rPr/>
       </w:pPr>
-      <w:bookmarkStart w:id="57" w:name="__RefHeading___Toc8673_3545592777"/>
+      <w:bookmarkStart w:id="57" w:name="__RefHeading___Toc8673_2119658397"/>
       <w:bookmarkStart w:id="58" w:name="functional-description-1"/>
       <w:bookmarkEnd w:id="57"/>
       <w:r>
@@ -16382,7 +16388,7 @@
         <w:spacing w:before="200" w:after="80"/>
         <w:rPr/>
       </w:pPr>
-      <w:bookmarkStart w:id="59" w:name="__RefHeading___Toc8675_3545592777"/>
+      <w:bookmarkStart w:id="59" w:name="__RefHeading___Toc8675_2119658397"/>
       <w:bookmarkStart w:id="60" w:name="acpi_control-0x000"/>
       <w:bookmarkEnd w:id="59"/>
       <w:r>
@@ -17807,7 +17813,7 @@
         <w:spacing w:before="200" w:after="80"/>
         <w:rPr/>
       </w:pPr>
-      <w:bookmarkStart w:id="62" w:name="__RefHeading___Toc8677_3545592777"/>
+      <w:bookmarkStart w:id="62" w:name="__RefHeading___Toc8677_2119658397"/>
       <w:bookmarkStart w:id="63" w:name="acpi_status-0x004"/>
       <w:bookmarkEnd w:id="62"/>
       <w:r>
@@ -18921,7 +18927,7 @@
         <w:spacing w:before="200" w:after="80"/>
         <w:rPr/>
       </w:pPr>
-      <w:bookmarkStart w:id="65" w:name="__RefHeading___Toc8679_3545592777"/>
+      <w:bookmarkStart w:id="65" w:name="__RefHeading___Toc8679_2119658397"/>
       <w:bookmarkStart w:id="66" w:name="acpi_int_enable-0x008"/>
       <w:bookmarkEnd w:id="65"/>
       <w:r>
@@ -20326,7 +20332,7 @@
         <w:spacing w:before="200" w:after="80"/>
         <w:rPr/>
       </w:pPr>
-      <w:bookmarkStart w:id="68" w:name="__RefHeading___Toc8681_3545592777"/>
+      <w:bookmarkStart w:id="68" w:name="__RefHeading___Toc8681_2119658397"/>
       <w:bookmarkStart w:id="69" w:name="acpi_int_status-0x00c"/>
       <w:bookmarkEnd w:id="68"/>
       <w:r>
@@ -21756,7 +21762,7 @@
         <w:spacing w:before="200" w:after="80"/>
         <w:rPr/>
       </w:pPr>
-      <w:bookmarkStart w:id="71" w:name="__RefHeading___Toc8683_3545592777"/>
+      <w:bookmarkStart w:id="71" w:name="__RefHeading___Toc8683_2119658397"/>
       <w:bookmarkStart w:id="72" w:name="pm1_control-0x010"/>
       <w:bookmarkEnd w:id="71"/>
       <w:r>
@@ -22845,7 +22851,7 @@
         <w:spacing w:before="200" w:after="80"/>
         <w:rPr/>
       </w:pPr>
-      <w:bookmarkStart w:id="74" w:name="__RefHeading___Toc8685_3545592777"/>
+      <w:bookmarkStart w:id="74" w:name="__RefHeading___Toc8685_2119658397"/>
       <w:bookmarkStart w:id="75" w:name="pm1_status-0x014"/>
       <w:bookmarkEnd w:id="74"/>
       <w:r>
@@ -24127,7 +24133,7 @@
         <w:spacing w:before="200" w:after="80"/>
         <w:rPr/>
       </w:pPr>
-      <w:bookmarkStart w:id="77" w:name="__RefHeading___Toc8687_3545592777"/>
+      <w:bookmarkStart w:id="77" w:name="__RefHeading___Toc8687_2119658397"/>
       <w:bookmarkStart w:id="78" w:name="pm1_enable-0x018"/>
       <w:bookmarkEnd w:id="77"/>
       <w:r>
@@ -25241,7 +25247,7 @@
         <w:spacing w:before="200" w:after="80"/>
         <w:rPr/>
       </w:pPr>
-      <w:bookmarkStart w:id="80" w:name="__RefHeading___Toc8689_3545592777"/>
+      <w:bookmarkStart w:id="80" w:name="__RefHeading___Toc8689_2119658397"/>
       <w:bookmarkStart w:id="81" w:name="pm_timer_value-0x020"/>
       <w:bookmarkEnd w:id="80"/>
       <w:r>
@@ -25710,7 +25716,7 @@
         <w:spacing w:before="200" w:after="80"/>
         <w:rPr/>
       </w:pPr>
-      <w:bookmarkStart w:id="83" w:name="__RefHeading___Toc8691_3545592777"/>
+      <w:bookmarkStart w:id="83" w:name="__RefHeading___Toc8691_2119658397"/>
       <w:bookmarkStart w:id="84" w:name="pm_timer_config-0x024"/>
       <w:bookmarkEnd w:id="83"/>
       <w:r>
@@ -26337,7 +26343,7 @@
         <w:spacing w:before="200" w:after="80"/>
         <w:rPr/>
       </w:pPr>
-      <w:bookmarkStart w:id="86" w:name="__RefHeading___Toc8693_3545592777"/>
+      <w:bookmarkStart w:id="86" w:name="__RefHeading___Toc8693_2119658397"/>
       <w:bookmarkStart w:id="87" w:name="gpe0_status_lo-0x030"/>
       <w:bookmarkEnd w:id="86"/>
       <w:r>
@@ -26990,7 +26996,7 @@
         <w:spacing w:before="200" w:after="80"/>
         <w:rPr/>
       </w:pPr>
-      <w:bookmarkStart w:id="89" w:name="__RefHeading___Toc8695_3545592777"/>
+      <w:bookmarkStart w:id="89" w:name="__RefHeading___Toc8695_2119658397"/>
       <w:bookmarkStart w:id="90" w:name="gpe0_status_hi-0x034"/>
       <w:bookmarkEnd w:id="89"/>
       <w:r>
@@ -27617,7 +27623,7 @@
         <w:spacing w:before="200" w:after="80"/>
         <w:rPr/>
       </w:pPr>
-      <w:bookmarkStart w:id="92" w:name="__RefHeading___Toc8697_3545592777"/>
+      <w:bookmarkStart w:id="92" w:name="__RefHeading___Toc8697_2119658397"/>
       <w:bookmarkStart w:id="93" w:name="gpe0_enable_lo-0x038"/>
       <w:bookmarkEnd w:id="92"/>
       <w:r>
@@ -28244,7 +28250,7 @@
         <w:spacing w:before="200" w:after="80"/>
         <w:rPr/>
       </w:pPr>
-      <w:bookmarkStart w:id="95" w:name="__RefHeading___Toc8699_3545592777"/>
+      <w:bookmarkStart w:id="95" w:name="__RefHeading___Toc8699_2119658397"/>
       <w:bookmarkStart w:id="96" w:name="gpe0_enable_hi-0x03c"/>
       <w:bookmarkEnd w:id="95"/>
       <w:r>
@@ -28883,7 +28889,7 @@
         <w:spacing w:before="200" w:after="80"/>
         <w:rPr/>
       </w:pPr>
-      <w:bookmarkStart w:id="98" w:name="__RefHeading___Toc8701_3545592777"/>
+      <w:bookmarkStart w:id="98" w:name="__RefHeading___Toc8701_2119658397"/>
       <w:bookmarkStart w:id="99" w:name="clock_gate_ctrl-0x050"/>
       <w:bookmarkEnd w:id="98"/>
       <w:r>
@@ -29340,7 +29346,7 @@
         <w:spacing w:before="200" w:after="80"/>
         <w:rPr/>
       </w:pPr>
-      <w:bookmarkStart w:id="101" w:name="__RefHeading___Toc8703_3545592777"/>
+      <w:bookmarkStart w:id="101" w:name="__RefHeading___Toc8703_2119658397"/>
       <w:bookmarkStart w:id="102" w:name="clock_gate_status-0x054"/>
       <w:bookmarkEnd w:id="101"/>
       <w:r>
@@ -29797,7 +29803,7 @@
         <w:spacing w:before="200" w:after="80"/>
         <w:rPr/>
       </w:pPr>
-      <w:bookmarkStart w:id="104" w:name="__RefHeading___Toc8705_3545592777"/>
+      <w:bookmarkStart w:id="104" w:name="__RefHeading___Toc8705_2119658397"/>
       <w:bookmarkStart w:id="105" w:name="power_domain_ctrl-0x058"/>
       <w:bookmarkEnd w:id="104"/>
       <w:r>
@@ -30412,7 +30418,7 @@
         <w:spacing w:before="200" w:after="80"/>
         <w:rPr/>
       </w:pPr>
-      <w:bookmarkStart w:id="107" w:name="__RefHeading___Toc8707_3545592777"/>
+      <w:bookmarkStart w:id="107" w:name="__RefHeading___Toc8707_2119658397"/>
       <w:bookmarkStart w:id="108" w:name="power_domain_status-0x05c"/>
       <w:bookmarkEnd w:id="107"/>
       <w:r>
@@ -31039,7 +31045,7 @@
         <w:spacing w:before="200" w:after="80"/>
         <w:rPr/>
       </w:pPr>
-      <w:bookmarkStart w:id="110" w:name="__RefHeading___Toc8709_3545592777"/>
+      <w:bookmarkStart w:id="110" w:name="__RefHeading___Toc8709_2119658397"/>
       <w:bookmarkStart w:id="111" w:name="wake_status-0x060"/>
       <w:bookmarkEnd w:id="110"/>
       <w:r>
@@ -32166,7 +32172,7 @@
         <w:spacing w:before="200" w:after="80"/>
         <w:rPr/>
       </w:pPr>
-      <w:bookmarkStart w:id="113" w:name="__RefHeading___Toc8711_3545592777"/>
+      <w:bookmarkStart w:id="113" w:name="__RefHeading___Toc8711_2119658397"/>
       <w:bookmarkStart w:id="114" w:name="wake_enable-0x064"/>
       <w:bookmarkEnd w:id="113"/>
       <w:r>
@@ -33255,7 +33261,7 @@
         <w:spacing w:before="200" w:after="80"/>
         <w:rPr/>
       </w:pPr>
-      <w:bookmarkStart w:id="116" w:name="__RefHeading___Toc8713_3545592777"/>
+      <w:bookmarkStart w:id="116" w:name="__RefHeading___Toc8713_2119658397"/>
       <w:bookmarkStart w:id="117" w:name="reset_ctrl-0x068"/>
       <w:bookmarkEnd w:id="116"/>
       <w:r>
@@ -34080,7 +34086,7 @@
         <w:spacing w:before="200" w:after="80"/>
         <w:rPr/>
       </w:pPr>
-      <w:bookmarkStart w:id="119" w:name="__RefHeading___Toc8715_3545592777"/>
+      <w:bookmarkStart w:id="119" w:name="__RefHeading___Toc8715_2119658397"/>
       <w:bookmarkStart w:id="120" w:name="reset_status-0x06c"/>
       <w:bookmarkEnd w:id="119"/>
       <w:r>
@@ -35209,7 +35215,7 @@
         <w:spacing w:before="200" w:after="80"/>
         <w:rPr/>
       </w:pPr>
-      <w:bookmarkStart w:id="122" w:name="__RefHeading___Toc8717_3545592777"/>
+      <w:bookmarkStart w:id="122" w:name="__RefHeading___Toc8717_2119658397"/>
       <w:bookmarkStart w:id="123" w:name="button_timing-0x070"/>
       <w:bookmarkEnd w:id="122"/>
       <w:r>
@@ -36033,7 +36039,7 @@
         <w:spacing w:before="200" w:after="80"/>
         <w:rPr/>
       </w:pPr>
-      <w:bookmarkStart w:id="125" w:name="__RefHeading___Toc8719_3545592777"/>
+      <w:bookmarkStart w:id="125" w:name="__RefHeading___Toc8719_2119658397"/>
       <w:bookmarkStart w:id="126" w:name="pm_timer_value_hi-0x074"/>
       <w:bookmarkEnd w:id="125"/>
       <w:r>
@@ -36510,7 +36516,7 @@
         <w:spacing w:before="200" w:after="80"/>
         <w:rPr/>
       </w:pPr>
-      <w:bookmarkStart w:id="128" w:name="__RefHeading___Toc8721_3545592777"/>
+      <w:bookmarkStart w:id="128" w:name="__RefHeading___Toc8721_2119658397"/>
       <w:bookmarkStart w:id="129" w:name="pm_timer_match-0x078"/>
       <w:bookmarkEnd w:id="128"/>
       <w:r>
@@ -37018,7 +37024,7 @@
         <w:spacing w:before="200" w:after="80"/>
         <w:rPr/>
       </w:pPr>
-      <w:bookmarkStart w:id="131" w:name="__RefHeading___Toc8723_3545592777"/>
+      <w:bookmarkStart w:id="131" w:name="__RefHeading___Toc8723_2119658397"/>
       <w:bookmarkStart w:id="132" w:name="pwr_seq_config-0x07c"/>
       <w:bookmarkEnd w:id="131"/>
       <w:r>
@@ -38220,7 +38226,7 @@
         <w:spacing w:before="200" w:after="80"/>
         <w:rPr/>
       </w:pPr>
-      <w:bookmarkStart w:id="134" w:name="__RefHeading___Toc8725_3545592777"/>
+      <w:bookmarkStart w:id="134" w:name="__RefHeading___Toc8725_2119658397"/>
       <w:bookmarkStart w:id="135" w:name="pwr_seq_status-0x080"/>
       <w:bookmarkEnd w:id="134"/>
       <w:r>
@@ -39505,7 +39511,7 @@
         <w:spacing w:before="200" w:after="80"/>
         <w:rPr/>
       </w:pPr>
-      <w:bookmarkStart w:id="137" w:name="__RefHeading___Toc8727_3545592777"/>
+      <w:bookmarkStart w:id="137" w:name="__RefHeading___Toc8727_2119658397"/>
       <w:bookmarkStart w:id="138" w:name="X600700f98f4f12e78aaf813cd4c89ef296bffa3"/>
       <w:bookmarkEnd w:id="137"/>
       <w:r>
@@ -40132,7 +40138,7 @@
         <w:spacing w:before="200" w:after="80"/>
         <w:rPr/>
       </w:pPr>
-      <w:bookmarkStart w:id="140" w:name="__RefHeading___Toc8729_3545592777"/>
+      <w:bookmarkStart w:id="140" w:name="__RefHeading___Toc8729_2119658397"/>
       <w:bookmarkStart w:id="141" w:name="X26d0931566e72872575259dd17a836867c364b8"/>
       <w:bookmarkEnd w:id="140"/>
       <w:r>
@@ -41110,7 +41116,7 @@
         <w:spacing w:before="200" w:after="80"/>
         <w:rPr/>
       </w:pPr>
-      <w:bookmarkStart w:id="143" w:name="__RefHeading___Toc8731_3545592777"/>
+      <w:bookmarkStart w:id="143" w:name="__RefHeading___Toc8731_2119658397"/>
       <w:bookmarkStart w:id="144" w:name="X0e8f902e38ce99c7a2470d5307be116dbc377c6"/>
       <w:bookmarkEnd w:id="143"/>
       <w:r>
@@ -41231,7 +41237,7 @@
         <w:spacing w:before="280" w:after="80"/>
         <w:rPr/>
       </w:pPr>
-      <w:bookmarkStart w:id="147" w:name="__RefHeading___Toc8733_3545592777"/>
+      <w:bookmarkStart w:id="147" w:name="__RefHeading___Toc8733_2119658397"/>
       <w:bookmarkStart w:id="148" w:name="design-notes"/>
       <w:bookmarkEnd w:id="147"/>
       <w:r>
@@ -41259,7 +41265,7 @@
         <w:spacing w:before="200" w:after="80"/>
         <w:rPr/>
       </w:pPr>
-      <w:bookmarkStart w:id="149" w:name="__RefHeading___Toc8735_3545592777"/>
+      <w:bookmarkStart w:id="149" w:name="__RefHeading___Toc8735_2119658397"/>
       <w:bookmarkStart w:id="150" w:name="where-the-status-lives"/>
       <w:bookmarkEnd w:id="149"/>
       <w:r>
@@ -41313,7 +41319,7 @@
         <w:spacing w:before="200" w:after="80"/>
         <w:rPr/>
       </w:pPr>
-      <w:bookmarkStart w:id="151" w:name="__RefHeading___Toc8737_3545592777"/>
+      <w:bookmarkStart w:id="151" w:name="__RefHeading___Toc8737_2119658397"/>
       <w:bookmarkStart w:id="152" w:name="what-feeds-pm_interrupt"/>
       <w:bookmarkEnd w:id="151"/>
       <w:r>
@@ -41821,7 +41827,7 @@
         <w:spacing w:before="200" w:after="80"/>
         <w:rPr/>
       </w:pPr>
-      <w:bookmarkStart w:id="154" w:name="__RefHeading___Toc8739_3545592777"/>
+      <w:bookmarkStart w:id="154" w:name="__RefHeading___Toc8739_2119658397"/>
       <w:bookmarkStart w:id="155" w:name="sleep-and-wake"/>
       <w:bookmarkEnd w:id="154"/>
       <w:r>
@@ -41863,7 +41869,7 @@
         <w:spacing w:before="200" w:after="80"/>
         <w:rPr/>
       </w:pPr>
-      <w:bookmarkStart w:id="157" w:name="__RefHeading___Toc8741_3545592777"/>
+      <w:bookmarkStart w:id="157" w:name="__RefHeading___Toc8741_2119658397"/>
       <w:bookmarkStart w:id="158" w:name="s5-soft-off"/>
       <w:bookmarkEnd w:id="157"/>
       <w:r>
@@ -41930,7 +41936,7 @@
         <w:spacing w:before="200" w:after="80"/>
         <w:rPr/>
       </w:pPr>
-      <w:bookmarkStart w:id="159" w:name="__RefHeading___Toc8743_3545592777"/>
+      <w:bookmarkStart w:id="159" w:name="__RefHeading___Toc8743_2119658397"/>
       <w:bookmarkStart w:id="160" w:name="storage-only-fields"/>
       <w:bookmarkEnd w:id="159"/>
       <w:r>
@@ -41984,7 +41990,7 @@
         <w:spacing w:before="200" w:after="80"/>
         <w:rPr/>
       </w:pPr>
-      <w:bookmarkStart w:id="162" w:name="__RefHeading___Toc8745_3545592777"/>
+      <w:bookmarkStart w:id="162" w:name="__RefHeading___Toc8745_2119658397"/>
       <w:bookmarkStart w:id="163" w:name="deferred"/>
       <w:bookmarkEnd w:id="162"/>
       <w:r>
@@ -42015,7 +42021,7 @@
         <w:rPr>
           <w:sz w:val="20"/>
         </w:rPr>
-        <w:t>Legacy replacement routing (IRQ0 timer, IRQ8 RTC) and processor C/P-state hints are out of scope rather than deferred. RLB-009, the deferred-feature list, is otherwise closed.</w:t>
+        <w:t>Legacy replacement routing (IRQ0 timer, IRQ8 RTC) and processor C/P-state hints are out of scope rather than deferred. RLB TASK-009 (was RLB-009), the deferred-feature list, is otherwise closed.</w:t>
       </w:r>
     </w:p>
     <w:p>
@@ -42092,7 +42098,7 @@
         <w:spacing w:before="280" w:after="80"/>
         <w:rPr/>
       </w:pPr>
-      <w:bookmarkStart w:id="166" w:name="__RefHeading___Toc8747_3545592777"/>
+      <w:bookmarkStart w:id="166" w:name="__RefHeading___Toc8747_2119658397"/>
       <w:bookmarkStart w:id="167" w:name="navigation-1"/>
       <w:bookmarkEnd w:id="166"/>
       <w:r>
@@ -42283,7 +42289,7 @@
           </w:r>
           <w:r>
             <w:rPr/>
-            <w:t>37</w:t>
+            <w:t>39</w:t>
           </w:r>
           <w:r>
             <w:rPr/>
@@ -42310,7 +42316,7 @@
           </w:r>
           <w:r>
             <w:rPr/>
-            <w:t>37</w:t>
+            <w:t>39</w:t>
           </w:r>
           <w:r>
             <w:rPr/>
@@ -42430,7 +42436,7 @@
           </w:r>
           <w:r>
             <w:rPr/>
-            <w:t>37</w:t>
+            <w:t>39</w:t>
           </w:r>
           <w:r>
             <w:rPr/>
@@ -42457,7 +42463,7 @@
           </w:r>
           <w:r>
             <w:rPr/>
-            <w:t>37</w:t>
+            <w:t>39</w:t>
           </w:r>
           <w:r>
             <w:rPr/>
